--- a/files/Sinha_CV_052925_Full.docx
+++ b/files/Sinha_CV_052925_Full.docx
@@ -1,6 +1,6 @@
 
 <file path=word/document.xml><?xml version="1.0" encoding="utf-8"?>
-<w:document xmlns:wpc="http://schemas.microsoft.com/office/word/2010/wordprocessingCanvas" xmlns:cx="http://schemas.microsoft.com/office/drawing/2014/chartex" xmlns:cx1="http://schemas.microsoft.com/office/drawing/2015/9/8/chartex" xmlns:cx2="http://schemas.microsoft.com/office/drawing/2015/10/21/chartex" xmlns:cx3="http://schemas.microsoft.com/office/drawing/2016/5/9/chartex" xmlns:cx4="http://schemas.microsoft.com/office/drawing/2016/5/10/chartex" xmlns:cx5="http://schemas.microsoft.com/office/drawing/2016/5/11/chartex" xmlns:cx6="http://schemas.microsoft.com/office/drawing/2016/5/12/chartex" xmlns:cx7="http://schemas.microsoft.com/office/drawing/2016/5/13/chartex" xmlns:cx8="http://schemas.microsoft.com/office/drawing/2016/5/14/chartex" xmlns:mc="http://schemas.openxmlformats.org/markup-compatibility/2006" xmlns:aink="http://schemas.microsoft.com/office/drawing/2016/ink" xmlns:am3d="http://schemas.microsoft.com/office/drawing/2017/model3d" xmlns:o="urn:schemas-microsoft-com:office:office" xmlns:oel="http://schemas.microsoft.com/office/2019/extlst" xmlns:r="http://schemas.openxmlformats.org/officeDocument/2006/relationships" xmlns:m="http://schemas.openxmlformats.org/officeDocument/2006/math" xmlns:v="urn:schemas-microsoft-com:vml" xmlns:wp14="http://schemas.microsoft.com/office/word/2010/wordprocessingDrawing" xmlns:wp="http://schemas.openxmlformats.org/drawingml/2006/wordprocessingDrawing" xmlns:w10="urn:schemas-microsoft-com:office:word" xmlns:w="http://schemas.openxmlformats.org/wordprocessingml/2006/main" xmlns:w14="http://schemas.microsoft.com/office/word/2010/wordml" xmlns:w15="http://schemas.microsoft.com/office/word/2012/wordml" xmlns:w16cex="http://schemas.microsoft.com/office/word/2018/wordml/cex" xmlns:w16cid="http://schemas.microsoft.com/office/word/2016/wordml/cid" xmlns:w16="http://schemas.microsoft.com/office/word/2018/wordml" xmlns:w16du="http://schemas.microsoft.com/office/word/2023/wordml/word16du" xmlns:w16sdtdh="http://schemas.microsoft.com/office/word/2020/wordml/sdtdatahash" xmlns:w16sdtfl="http://schemas.microsoft.com/office/word/2024/wordml/sdtformatlock" xmlns:w16se="http://schemas.microsoft.com/office/word/2015/wordml/symex" xmlns:wpg="http://schemas.microsoft.com/office/word/2010/wordprocessingGroup" xmlns:wpi="http://schemas.microsoft.com/office/word/2010/wordprocessingInk" xmlns:wne="http://schemas.microsoft.com/office/word/2006/wordml" xmlns:wps="http://schemas.microsoft.com/office/word/2010/wordprocessingShape" mc:Ignorable="w14 w15 w16se w16cid w16 w16cex w16sdtdh w16sdtfl w16du wp14">
+<w:document xmlns:wpc="http://schemas.microsoft.com/office/word/2010/wordprocessingCanvas" xmlns:cx="http://schemas.microsoft.com/office/drawing/2014/chartex" xmlns:cx1="http://schemas.microsoft.com/office/drawing/2015/9/8/chartex" xmlns:cx2="http://schemas.microsoft.com/office/drawing/2015/10/21/chartex" xmlns:cx3="http://schemas.microsoft.com/office/drawing/2016/5/9/chartex" xmlns:cx4="http://schemas.microsoft.com/office/drawing/2016/5/10/chartex" xmlns:cx5="http://schemas.microsoft.com/office/drawing/2016/5/11/chartex" xmlns:cx6="http://schemas.microsoft.com/office/drawing/2016/5/12/chartex" xmlns:cx7="http://schemas.microsoft.com/office/drawing/2016/5/13/chartex" xmlns:cx8="http://schemas.microsoft.com/office/drawing/2016/5/14/chartex" xmlns:mc="http://schemas.openxmlformats.org/markup-compatibility/2006" xmlns:aink="http://schemas.microsoft.com/office/drawing/2016/ink" xmlns:am3d="http://schemas.microsoft.com/office/drawing/2017/model3d" xmlns:o="urn:schemas-microsoft-com:office:office" xmlns:oel="http://schemas.microsoft.com/office/2019/extlst" xmlns:r="http://schemas.openxmlformats.org/officeDocument/2006/relationships" xmlns:m="http://schemas.openxmlformats.org/officeDocument/2006/math" xmlns:v="urn:schemas-microsoft-com:vml" xmlns:wp14="http://schemas.microsoft.com/office/word/2010/wordprocessingDrawing" xmlns:wp="http://schemas.openxmlformats.org/drawingml/2006/wordprocessingDrawing" xmlns:w10="urn:schemas-microsoft-com:office:word" xmlns:w="http://schemas.openxmlformats.org/wordprocessingml/2006/main" xmlns:w14="http://schemas.microsoft.com/office/word/2010/wordml" xmlns:w15="http://schemas.microsoft.com/office/word/2012/wordml" xmlns:w16cei="http://schemas.microsoft.com/office/word/2026/wordml/cei" xmlns:w16cex="http://schemas.microsoft.com/office/word/2018/wordml/cex" xmlns:w16cid="http://schemas.microsoft.com/office/word/2016/wordml/cid" xmlns:w16="http://schemas.microsoft.com/office/word/2018/wordml" xmlns:w16du="http://schemas.microsoft.com/office/word/2023/wordml/word16du" xmlns:w16sdtdh="http://schemas.microsoft.com/office/word/2020/wordml/sdtdatahash" xmlns:w16sdtfl="http://schemas.microsoft.com/office/word/2024/wordml/sdtformatlock" xmlns:w16se="http://schemas.microsoft.com/office/word/2015/wordml/symex" xmlns:wpg="http://schemas.microsoft.com/office/word/2010/wordprocessingGroup" xmlns:wpi="http://schemas.microsoft.com/office/word/2010/wordprocessingInk" xmlns:wne="http://schemas.microsoft.com/office/word/2006/wordml" xmlns:wps="http://schemas.microsoft.com/office/word/2010/wordprocessingShape" mc:Ignorable="w14 w15 w16se w16cid w16 w16cex w16sdtdh w16sdtfl w16du wp14">
   <w:body>
     <w:p>
       <w:pPr>
@@ -21,34 +21,85 @@
           <w:bCs/>
           <w:sz w:val="24"/>
         </w:rPr>
+        <w:t xml:space="preserve"> l</w:t>
+      </w:r>
+      <w:r>
+        <w:rPr>
+          <w:bCs/>
+          <w:sz w:val="24"/>
+        </w:rPr>
+        <w:t>eading forecasting teams</w:t>
+      </w:r>
+      <w:r>
+        <w:rPr>
+          <w:bCs/>
+          <w:sz w:val="24"/>
+        </w:rPr>
+        <w:t>.</w:t>
+      </w:r>
+      <w:r>
+        <w:rPr>
+          <w:bCs/>
+          <w:sz w:val="24"/>
+        </w:rPr>
         <w:t xml:space="preserve"> </w:t>
       </w:r>
-      <w:r>
+    </w:p>
+    <w:p>
+      <w:pPr>
         <w:rPr>
           <w:bCs/>
           <w:sz w:val="24"/>
         </w:rPr>
-        <w:t>l</w:t>
-      </w:r>
+      </w:pPr>
       <w:r>
         <w:rPr>
           <w:bCs/>
           <w:sz w:val="24"/>
         </w:rPr>
-        <w:t>eading forecasting teams</w:t>
+        <w:t>Extensive experience communicating with</w:t>
       </w:r>
       <w:r>
         <w:rPr>
           <w:bCs/>
           <w:sz w:val="24"/>
         </w:rPr>
-        <w:t>.</w:t>
-      </w:r>
-      <w:r>
+        <w:t xml:space="preserve"> policymakers.</w:t>
+      </w:r>
+    </w:p>
+    <w:p>
+      <w:pPr>
         <w:rPr>
           <w:bCs/>
           <w:sz w:val="24"/>
         </w:rPr>
+      </w:pPr>
+      <w:r>
+        <w:rPr>
+          <w:bCs/>
+          <w:sz w:val="24"/>
+        </w:rPr>
+        <w:t>S</w:t>
+      </w:r>
+      <w:r>
+        <w:rPr>
+          <w:bCs/>
+          <w:sz w:val="24"/>
+        </w:rPr>
+        <w:t>pecializing in financial markets, monetary policy, and AI</w:t>
+      </w:r>
+      <w:r>
+        <w:rPr>
+          <w:bCs/>
+          <w:sz w:val="24"/>
+        </w:rPr>
+        <w:t>/NLP.</w:t>
+      </w:r>
+      <w:r>
+        <w:rPr>
+          <w:bCs/>
+          <w:sz w:val="24"/>
+        </w:rPr>
         <w:t xml:space="preserve"> </w:t>
       </w:r>
     </w:p>
@@ -61,73 +112,9 @@
       </w:pPr>
       <w:r>
         <w:rPr>
-          <w:bCs/>
-          <w:sz w:val="24"/>
-        </w:rPr>
-        <w:t>Extensive experience communicating with</w:t>
-      </w:r>
-      <w:r>
-        <w:rPr>
-          <w:bCs/>
-          <w:sz w:val="24"/>
-        </w:rPr>
-        <w:t xml:space="preserve"> policymakers.</w:t>
-      </w:r>
-    </w:p>
-    <w:p>
-      <w:pPr>
-        <w:rPr>
-          <w:bCs/>
-          <w:sz w:val="24"/>
-        </w:rPr>
-      </w:pPr>
-      <w:r>
-        <w:rPr>
-          <w:bCs/>
-          <w:sz w:val="24"/>
-        </w:rPr>
-        <w:t>S</w:t>
-      </w:r>
-      <w:r>
-        <w:rPr>
-          <w:bCs/>
-          <w:sz w:val="24"/>
-        </w:rPr>
-        <w:t>pecializing in financial markets, monetary policy, and AI</w:t>
-      </w:r>
-      <w:r>
-        <w:rPr>
-          <w:bCs/>
-          <w:sz w:val="24"/>
-        </w:rPr>
-        <w:t>/NLP.</w:t>
-      </w:r>
-      <w:r>
-        <w:rPr>
-          <w:bCs/>
-          <w:sz w:val="24"/>
-        </w:rPr>
-        <w:t xml:space="preserve"> </w:t>
-      </w:r>
-    </w:p>
-    <w:p>
-      <w:pPr>
-        <w:rPr>
-          <w:bCs/>
-          <w:sz w:val="24"/>
-        </w:rPr>
-      </w:pPr>
-      <w:r>
-        <w:rPr>
-          <w:sz w:val="24"/>
-        </w:rPr>
-        <w:t>Spearhead AI adoption in Research</w:t>
-      </w:r>
-      <w:r>
-        <w:rPr>
-          <w:sz w:val="24"/>
-        </w:rPr>
-        <w:t>.</w:t>
+          <w:sz w:val="24"/>
+        </w:rPr>
+        <w:t>Spearhead AI adoption in Research.</w:t>
       </w:r>
     </w:p>
     <w:p>
@@ -300,12 +287,6 @@
         <w:rPr>
           <w:sz w:val="24"/>
         </w:rPr>
-        <w:t xml:space="preserve"> in the Research and Statistics division</w:t>
-      </w:r>
-      <w:r>
-        <w:rPr>
-          <w:sz w:val="24"/>
-        </w:rPr>
         <w:t>.</w:t>
       </w:r>
       <w:r>
@@ -583,20 +564,32 @@
         <w:rPr>
           <w:sz w:val="24"/>
         </w:rPr>
-        <w:t xml:space="preserve">. </w:t>
-      </w:r>
-    </w:p>
-    <w:p>
-      <w:pPr>
-        <w:rPr>
-          <w:sz w:val="24"/>
-        </w:rPr>
-      </w:pPr>
-      <w:r>
-        <w:rPr>
-          <w:sz w:val="24"/>
-        </w:rPr>
-        <w:t xml:space="preserve">     Coordinated staff forecast to the FOMC for the entire US economy.</w:t>
+        <w:t>,</w:t>
+      </w:r>
+      <w:r>
+        <w:rPr>
+          <w:sz w:val="24"/>
+        </w:rPr>
+        <w:t xml:space="preserve"> </w:t>
+      </w:r>
+      <w:r>
+        <w:rPr>
+          <w:sz w:val="24"/>
+        </w:rPr>
+        <w:t>Financial Projections.</w:t>
+      </w:r>
+    </w:p>
+    <w:p>
+      <w:pPr>
+        <w:rPr>
+          <w:sz w:val="24"/>
+        </w:rPr>
+      </w:pPr>
+      <w:r>
+        <w:rPr>
+          <w:sz w:val="24"/>
+        </w:rPr>
+        <w:t xml:space="preserve">     Coordinated staff forecast to the FOMC for the US economy.</w:t>
       </w:r>
     </w:p>
     <w:p>
@@ -804,7 +797,25 @@
           <w:bCs/>
           <w:sz w:val="24"/>
         </w:rPr>
-        <w:t>University of Illinois at Chicago</w:t>
+        <w:t xml:space="preserve">University of Illinois </w:t>
+      </w:r>
+      <w:proofErr w:type="gramStart"/>
+      <w:r>
+        <w:rPr>
+          <w:b/>
+          <w:bCs/>
+          <w:sz w:val="24"/>
+        </w:rPr>
+        <w:t>at</w:t>
+      </w:r>
+      <w:proofErr w:type="gramEnd"/>
+      <w:r>
+        <w:rPr>
+          <w:b/>
+          <w:bCs/>
+          <w:sz w:val="24"/>
+        </w:rPr>
+        <w:t xml:space="preserve"> Chicago</w:t>
       </w:r>
       <w:r>
         <w:rPr>
@@ -1112,7 +1123,15 @@
         <w:ind w:left="0" w:firstLine="0"/>
       </w:pPr>
       <w:r>
-        <w:t xml:space="preserve">P.G.D.M. (MBA)                                             </w:t>
+        <w:t>P.G.D.M. (</w:t>
+      </w:r>
+      <w:proofErr w:type="gramStart"/>
+      <w:r>
+        <w:t xml:space="preserve">MBA)   </w:t>
+      </w:r>
+      <w:proofErr w:type="gramEnd"/>
+      <w:r>
+        <w:t xml:space="preserve">                                          </w:t>
       </w:r>
       <w:r>
         <w:t xml:space="preserve">Indian Institute of Management, </w:t>
@@ -1197,7 +1216,6 @@
           <w:b/>
           <w:sz w:val="24"/>
         </w:rPr>
-        <w:lastRenderedPageBreak/>
         <w:t>PUBLICATIONS</w:t>
       </w:r>
     </w:p>
@@ -1229,6 +1247,7 @@
           <w:sz w:val="24"/>
           <w:szCs w:val="24"/>
         </w:rPr>
+        <w:lastRenderedPageBreak/>
         <w:t>Peer Reviewed</w:t>
       </w:r>
     </w:p>
@@ -2214,7 +2233,25 @@
           <w:sz w:val="24"/>
           <w:szCs w:val="24"/>
         </w:rPr>
-        <w:t xml:space="preserve">Li, Geng and Sinha, Nitish Ranjan, Are Real Assets Owners Less Averse to Inflation? Evidence from Consumer Sentiments and Inflation Expectations (August, 2023). FEDS 2023-58, </w:t>
+        <w:t>Li, Geng and Sinha, Nitish Ranjan, Are Real Assets Owners Less Averse to Inflation? Evidence from Consumer Sentiments and Inflation Expectations (</w:t>
+      </w:r>
+      <w:proofErr w:type="gramStart"/>
+      <w:r>
+        <w:rPr>
+          <w:color w:val="000000"/>
+          <w:sz w:val="24"/>
+          <w:szCs w:val="24"/>
+        </w:rPr>
+        <w:t>August,</w:t>
+      </w:r>
+      <w:proofErr w:type="gramEnd"/>
+      <w:r>
+        <w:rPr>
+          <w:color w:val="000000"/>
+          <w:sz w:val="24"/>
+          <w:szCs w:val="24"/>
+        </w:rPr>
+        <w:t xml:space="preserve"> 2023). FEDS 2023-58, </w:t>
       </w:r>
       <w:hyperlink r:id="rId16" w:history="1">
         <w:r>
@@ -2630,6 +2667,7 @@
           <w:sz w:val="24"/>
           <w:szCs w:val="24"/>
         </w:rPr>
+        <w:lastRenderedPageBreak/>
         <w:t xml:space="preserve">Travis </w:t>
       </w:r>
       <w:r>
@@ -3905,6 +3943,7 @@
         <w:t xml:space="preserve">Advisor, </w:t>
       </w:r>
       <w:proofErr w:type="spellStart"/>
+      <w:proofErr w:type="gramStart"/>
       <w:r>
         <w:rPr>
           <w:rFonts w:ascii="Times New Roman" w:hAnsi="Times New Roman" w:cs="Times New Roman"/>
@@ -3914,6 +3953,7 @@
         <w:t>Masters</w:t>
       </w:r>
       <w:proofErr w:type="spellEnd"/>
+      <w:proofErr w:type="gramEnd"/>
       <w:r>
         <w:rPr>
           <w:rFonts w:ascii="Times New Roman" w:hAnsi="Times New Roman" w:cs="Times New Roman"/>
@@ -3936,6 +3976,7 @@
         <w:t xml:space="preserve">Advisor, </w:t>
       </w:r>
       <w:proofErr w:type="spellStart"/>
+      <w:proofErr w:type="gramStart"/>
       <w:r>
         <w:rPr>
           <w:sz w:val="24"/>
@@ -3943,6 +3984,7 @@
         <w:t>Masters</w:t>
       </w:r>
       <w:proofErr w:type="spellEnd"/>
+      <w:proofErr w:type="gramEnd"/>
       <w:r>
         <w:rPr>
           <w:sz w:val="24"/>
@@ -3963,7 +4005,7 @@
 </file>
 
 <file path=word/endnotes.xml><?xml version="1.0" encoding="utf-8"?>
-<w:endnotes xmlns:wpc="http://schemas.microsoft.com/office/word/2010/wordprocessingCanvas" xmlns:cx="http://schemas.microsoft.com/office/drawing/2014/chartex" xmlns:cx1="http://schemas.microsoft.com/office/drawing/2015/9/8/chartex" xmlns:cx2="http://schemas.microsoft.com/office/drawing/2015/10/21/chartex" xmlns:cx3="http://schemas.microsoft.com/office/drawing/2016/5/9/chartex" xmlns:cx4="http://schemas.microsoft.com/office/drawing/2016/5/10/chartex" xmlns:cx5="http://schemas.microsoft.com/office/drawing/2016/5/11/chartex" xmlns:cx6="http://schemas.microsoft.com/office/drawing/2016/5/12/chartex" xmlns:cx7="http://schemas.microsoft.com/office/drawing/2016/5/13/chartex" xmlns:cx8="http://schemas.microsoft.com/office/drawing/2016/5/14/chartex" xmlns:mc="http://schemas.openxmlformats.org/markup-compatibility/2006" xmlns:aink="http://schemas.microsoft.com/office/drawing/2016/ink" xmlns:am3d="http://schemas.microsoft.com/office/drawing/2017/model3d" xmlns:o="urn:schemas-microsoft-com:office:office" xmlns:oel="http://schemas.microsoft.com/office/2019/extlst" xmlns:r="http://schemas.openxmlformats.org/officeDocument/2006/relationships" xmlns:m="http://schemas.openxmlformats.org/officeDocument/2006/math" xmlns:v="urn:schemas-microsoft-com:vml" xmlns:wp14="http://schemas.microsoft.com/office/word/2010/wordprocessingDrawing" xmlns:wp="http://schemas.openxmlformats.org/drawingml/2006/wordprocessingDrawing" xmlns:w10="urn:schemas-microsoft-com:office:word" xmlns:w="http://schemas.openxmlformats.org/wordprocessingml/2006/main" xmlns:w14="http://schemas.microsoft.com/office/word/2010/wordml" xmlns:w15="http://schemas.microsoft.com/office/word/2012/wordml" xmlns:w16cex="http://schemas.microsoft.com/office/word/2018/wordml/cex" xmlns:w16cid="http://schemas.microsoft.com/office/word/2016/wordml/cid" xmlns:w16="http://schemas.microsoft.com/office/word/2018/wordml" xmlns:w16du="http://schemas.microsoft.com/office/word/2023/wordml/word16du" xmlns:w16sdtdh="http://schemas.microsoft.com/office/word/2020/wordml/sdtdatahash" xmlns:w16sdtfl="http://schemas.microsoft.com/office/word/2024/wordml/sdtformatlock" xmlns:w16se="http://schemas.microsoft.com/office/word/2015/wordml/symex" xmlns:wpg="http://schemas.microsoft.com/office/word/2010/wordprocessingGroup" xmlns:wpi="http://schemas.microsoft.com/office/word/2010/wordprocessingInk" xmlns:wne="http://schemas.microsoft.com/office/word/2006/wordml" xmlns:wps="http://schemas.microsoft.com/office/word/2010/wordprocessingShape" mc:Ignorable="w14 w15 w16se w16cid w16 w16cex w16sdtdh w16sdtfl w16du wp14">
+<w:endnotes xmlns:wpc="http://schemas.microsoft.com/office/word/2010/wordprocessingCanvas" xmlns:cx="http://schemas.microsoft.com/office/drawing/2014/chartex" xmlns:cx1="http://schemas.microsoft.com/office/drawing/2015/9/8/chartex" xmlns:cx2="http://schemas.microsoft.com/office/drawing/2015/10/21/chartex" xmlns:cx3="http://schemas.microsoft.com/office/drawing/2016/5/9/chartex" xmlns:cx4="http://schemas.microsoft.com/office/drawing/2016/5/10/chartex" xmlns:cx5="http://schemas.microsoft.com/office/drawing/2016/5/11/chartex" xmlns:cx6="http://schemas.microsoft.com/office/drawing/2016/5/12/chartex" xmlns:cx7="http://schemas.microsoft.com/office/drawing/2016/5/13/chartex" xmlns:cx8="http://schemas.microsoft.com/office/drawing/2016/5/14/chartex" xmlns:mc="http://schemas.openxmlformats.org/markup-compatibility/2006" xmlns:aink="http://schemas.microsoft.com/office/drawing/2016/ink" xmlns:am3d="http://schemas.microsoft.com/office/drawing/2017/model3d" xmlns:o="urn:schemas-microsoft-com:office:office" xmlns:oel="http://schemas.microsoft.com/office/2019/extlst" xmlns:r="http://schemas.openxmlformats.org/officeDocument/2006/relationships" xmlns:m="http://schemas.openxmlformats.org/officeDocument/2006/math" xmlns:v="urn:schemas-microsoft-com:vml" xmlns:wp14="http://schemas.microsoft.com/office/word/2010/wordprocessingDrawing" xmlns:wp="http://schemas.openxmlformats.org/drawingml/2006/wordprocessingDrawing" xmlns:w10="urn:schemas-microsoft-com:office:word" xmlns:w="http://schemas.openxmlformats.org/wordprocessingml/2006/main" xmlns:w14="http://schemas.microsoft.com/office/word/2010/wordml" xmlns:w15="http://schemas.microsoft.com/office/word/2012/wordml" xmlns:w16cei="http://schemas.microsoft.com/office/word/2026/wordml/cei" xmlns:w16cex="http://schemas.microsoft.com/office/word/2018/wordml/cex" xmlns:w16cid="http://schemas.microsoft.com/office/word/2016/wordml/cid" xmlns:w16="http://schemas.microsoft.com/office/word/2018/wordml" xmlns:w16du="http://schemas.microsoft.com/office/word/2023/wordml/word16du" xmlns:w16sdtdh="http://schemas.microsoft.com/office/word/2020/wordml/sdtdatahash" xmlns:w16sdtfl="http://schemas.microsoft.com/office/word/2024/wordml/sdtformatlock" xmlns:w16se="http://schemas.microsoft.com/office/word/2015/wordml/symex" xmlns:wpg="http://schemas.microsoft.com/office/word/2010/wordprocessingGroup" xmlns:wpi="http://schemas.microsoft.com/office/word/2010/wordprocessingInk" xmlns:wne="http://schemas.microsoft.com/office/word/2006/wordml" xmlns:wps="http://schemas.microsoft.com/office/word/2010/wordprocessingShape" mc:Ignorable="w14 w15 w16se w16cid w16 w16cex w16sdtdh w16sdtfl w16du wp14">
   <w:endnote w:type="separator" w:id="-1">
     <w:p>
       <w:r>
@@ -3982,7 +4024,7 @@
 </file>
 
 <file path=word/footer1.xml><?xml version="1.0" encoding="utf-8"?>
-<w:ftr xmlns:wpc="http://schemas.microsoft.com/office/word/2010/wordprocessingCanvas" xmlns:cx="http://schemas.microsoft.com/office/drawing/2014/chartex" xmlns:cx1="http://schemas.microsoft.com/office/drawing/2015/9/8/chartex" xmlns:cx2="http://schemas.microsoft.com/office/drawing/2015/10/21/chartex" xmlns:cx3="http://schemas.microsoft.com/office/drawing/2016/5/9/chartex" xmlns:cx4="http://schemas.microsoft.com/office/drawing/2016/5/10/chartex" xmlns:cx5="http://schemas.microsoft.com/office/drawing/2016/5/11/chartex" xmlns:cx6="http://schemas.microsoft.com/office/drawing/2016/5/12/chartex" xmlns:cx7="http://schemas.microsoft.com/office/drawing/2016/5/13/chartex" xmlns:cx8="http://schemas.microsoft.com/office/drawing/2016/5/14/chartex" xmlns:mc="http://schemas.openxmlformats.org/markup-compatibility/2006" xmlns:aink="http://schemas.microsoft.com/office/drawing/2016/ink" xmlns:am3d="http://schemas.microsoft.com/office/drawing/2017/model3d" xmlns:o="urn:schemas-microsoft-com:office:office" xmlns:oel="http://schemas.microsoft.com/office/2019/extlst" xmlns:r="http://schemas.openxmlformats.org/officeDocument/2006/relationships" xmlns:m="http://schemas.openxmlformats.org/officeDocument/2006/math" xmlns:v="urn:schemas-microsoft-com:vml" xmlns:wp14="http://schemas.microsoft.com/office/word/2010/wordprocessingDrawing" xmlns:wp="http://schemas.openxmlformats.org/drawingml/2006/wordprocessingDrawing" xmlns:w10="urn:schemas-microsoft-com:office:word" xmlns:w="http://schemas.openxmlformats.org/wordprocessingml/2006/main" xmlns:w14="http://schemas.microsoft.com/office/word/2010/wordml" xmlns:w15="http://schemas.microsoft.com/office/word/2012/wordml" xmlns:w16cex="http://schemas.microsoft.com/office/word/2018/wordml/cex" xmlns:w16cid="http://schemas.microsoft.com/office/word/2016/wordml/cid" xmlns:w16="http://schemas.microsoft.com/office/word/2018/wordml" xmlns:w16du="http://schemas.microsoft.com/office/word/2023/wordml/word16du" xmlns:w16sdtdh="http://schemas.microsoft.com/office/word/2020/wordml/sdtdatahash" xmlns:w16sdtfl="http://schemas.microsoft.com/office/word/2024/wordml/sdtformatlock" xmlns:w16se="http://schemas.microsoft.com/office/word/2015/wordml/symex" xmlns:wpg="http://schemas.microsoft.com/office/word/2010/wordprocessingGroup" xmlns:wpi="http://schemas.microsoft.com/office/word/2010/wordprocessingInk" xmlns:wne="http://schemas.microsoft.com/office/word/2006/wordml" xmlns:wps="http://schemas.microsoft.com/office/word/2010/wordprocessingShape" mc:Ignorable="w14 w15 w16se w16cid w16 w16cex w16sdtdh w16sdtfl w16du wp14">
+<w:ftr xmlns:wpc="http://schemas.microsoft.com/office/word/2010/wordprocessingCanvas" xmlns:cx="http://schemas.microsoft.com/office/drawing/2014/chartex" xmlns:cx1="http://schemas.microsoft.com/office/drawing/2015/9/8/chartex" xmlns:cx2="http://schemas.microsoft.com/office/drawing/2015/10/21/chartex" xmlns:cx3="http://schemas.microsoft.com/office/drawing/2016/5/9/chartex" xmlns:cx4="http://schemas.microsoft.com/office/drawing/2016/5/10/chartex" xmlns:cx5="http://schemas.microsoft.com/office/drawing/2016/5/11/chartex" xmlns:cx6="http://schemas.microsoft.com/office/drawing/2016/5/12/chartex" xmlns:cx7="http://schemas.microsoft.com/office/drawing/2016/5/13/chartex" xmlns:cx8="http://schemas.microsoft.com/office/drawing/2016/5/14/chartex" xmlns:mc="http://schemas.openxmlformats.org/markup-compatibility/2006" xmlns:aink="http://schemas.microsoft.com/office/drawing/2016/ink" xmlns:am3d="http://schemas.microsoft.com/office/drawing/2017/model3d" xmlns:o="urn:schemas-microsoft-com:office:office" xmlns:oel="http://schemas.microsoft.com/office/2019/extlst" xmlns:r="http://schemas.openxmlformats.org/officeDocument/2006/relationships" xmlns:m="http://schemas.openxmlformats.org/officeDocument/2006/math" xmlns:v="urn:schemas-microsoft-com:vml" xmlns:wp14="http://schemas.microsoft.com/office/word/2010/wordprocessingDrawing" xmlns:wp="http://schemas.openxmlformats.org/drawingml/2006/wordprocessingDrawing" xmlns:w10="urn:schemas-microsoft-com:office:word" xmlns:w="http://schemas.openxmlformats.org/wordprocessingml/2006/main" xmlns:w14="http://schemas.microsoft.com/office/word/2010/wordml" xmlns:w15="http://schemas.microsoft.com/office/word/2012/wordml" xmlns:w16cei="http://schemas.microsoft.com/office/word/2026/wordml/cei" xmlns:w16cex="http://schemas.microsoft.com/office/word/2018/wordml/cex" xmlns:w16cid="http://schemas.microsoft.com/office/word/2016/wordml/cid" xmlns:w16="http://schemas.microsoft.com/office/word/2018/wordml" xmlns:w16du="http://schemas.microsoft.com/office/word/2023/wordml/word16du" xmlns:w16sdtdh="http://schemas.microsoft.com/office/word/2020/wordml/sdtdatahash" xmlns:w16sdtfl="http://schemas.microsoft.com/office/word/2024/wordml/sdtformatlock" xmlns:w16se="http://schemas.microsoft.com/office/word/2015/wordml/symex" xmlns:wpg="http://schemas.microsoft.com/office/word/2010/wordprocessingGroup" xmlns:wpi="http://schemas.microsoft.com/office/word/2010/wordprocessingInk" xmlns:wne="http://schemas.microsoft.com/office/word/2006/wordml" xmlns:wps="http://schemas.microsoft.com/office/word/2010/wordprocessingShape" mc:Ignorable="w14 w15 w16se w16cid w16 w16cex w16sdtdh w16sdtfl w16du wp14">
   <w:p>
     <w:pPr>
       <w:pStyle w:val="Footer"/>
@@ -4086,7 +4128,7 @@
 </file>
 
 <file path=word/footnotes.xml><?xml version="1.0" encoding="utf-8"?>
-<w:footnotes xmlns:wpc="http://schemas.microsoft.com/office/word/2010/wordprocessingCanvas" xmlns:cx="http://schemas.microsoft.com/office/drawing/2014/chartex" xmlns:cx1="http://schemas.microsoft.com/office/drawing/2015/9/8/chartex" xmlns:cx2="http://schemas.microsoft.com/office/drawing/2015/10/21/chartex" xmlns:cx3="http://schemas.microsoft.com/office/drawing/2016/5/9/chartex" xmlns:cx4="http://schemas.microsoft.com/office/drawing/2016/5/10/chartex" xmlns:cx5="http://schemas.microsoft.com/office/drawing/2016/5/11/chartex" xmlns:cx6="http://schemas.microsoft.com/office/drawing/2016/5/12/chartex" xmlns:cx7="http://schemas.microsoft.com/office/drawing/2016/5/13/chartex" xmlns:cx8="http://schemas.microsoft.com/office/drawing/2016/5/14/chartex" xmlns:mc="http://schemas.openxmlformats.org/markup-compatibility/2006" xmlns:aink="http://schemas.microsoft.com/office/drawing/2016/ink" xmlns:am3d="http://schemas.microsoft.com/office/drawing/2017/model3d" xmlns:o="urn:schemas-microsoft-com:office:office" xmlns:oel="http://schemas.microsoft.com/office/2019/extlst" xmlns:r="http://schemas.openxmlformats.org/officeDocument/2006/relationships" xmlns:m="http://schemas.openxmlformats.org/officeDocument/2006/math" xmlns:v="urn:schemas-microsoft-com:vml" xmlns:wp14="http://schemas.microsoft.com/office/word/2010/wordprocessingDrawing" xmlns:wp="http://schemas.openxmlformats.org/drawingml/2006/wordprocessingDrawing" xmlns:w10="urn:schemas-microsoft-com:office:word" xmlns:w="http://schemas.openxmlformats.org/wordprocessingml/2006/main" xmlns:w14="http://schemas.microsoft.com/office/word/2010/wordml" xmlns:w15="http://schemas.microsoft.com/office/word/2012/wordml" xmlns:w16cex="http://schemas.microsoft.com/office/word/2018/wordml/cex" xmlns:w16cid="http://schemas.microsoft.com/office/word/2016/wordml/cid" xmlns:w16="http://schemas.microsoft.com/office/word/2018/wordml" xmlns:w16du="http://schemas.microsoft.com/office/word/2023/wordml/word16du" xmlns:w16sdtdh="http://schemas.microsoft.com/office/word/2020/wordml/sdtdatahash" xmlns:w16sdtfl="http://schemas.microsoft.com/office/word/2024/wordml/sdtformatlock" xmlns:w16se="http://schemas.microsoft.com/office/word/2015/wordml/symex" xmlns:wpg="http://schemas.microsoft.com/office/word/2010/wordprocessingGroup" xmlns:wpi="http://schemas.microsoft.com/office/word/2010/wordprocessingInk" xmlns:wne="http://schemas.microsoft.com/office/word/2006/wordml" xmlns:wps="http://schemas.microsoft.com/office/word/2010/wordprocessingShape" mc:Ignorable="w14 w15 w16se w16cid w16 w16cex w16sdtdh w16sdtfl w16du wp14">
+<w:footnotes xmlns:wpc="http://schemas.microsoft.com/office/word/2010/wordprocessingCanvas" xmlns:cx="http://schemas.microsoft.com/office/drawing/2014/chartex" xmlns:cx1="http://schemas.microsoft.com/office/drawing/2015/9/8/chartex" xmlns:cx2="http://schemas.microsoft.com/office/drawing/2015/10/21/chartex" xmlns:cx3="http://schemas.microsoft.com/office/drawing/2016/5/9/chartex" xmlns:cx4="http://schemas.microsoft.com/office/drawing/2016/5/10/chartex" xmlns:cx5="http://schemas.microsoft.com/office/drawing/2016/5/11/chartex" xmlns:cx6="http://schemas.microsoft.com/office/drawing/2016/5/12/chartex" xmlns:cx7="http://schemas.microsoft.com/office/drawing/2016/5/13/chartex" xmlns:cx8="http://schemas.microsoft.com/office/drawing/2016/5/14/chartex" xmlns:mc="http://schemas.openxmlformats.org/markup-compatibility/2006" xmlns:aink="http://schemas.microsoft.com/office/drawing/2016/ink" xmlns:am3d="http://schemas.microsoft.com/office/drawing/2017/model3d" xmlns:o="urn:schemas-microsoft-com:office:office" xmlns:oel="http://schemas.microsoft.com/office/2019/extlst" xmlns:r="http://schemas.openxmlformats.org/officeDocument/2006/relationships" xmlns:m="http://schemas.openxmlformats.org/officeDocument/2006/math" xmlns:v="urn:schemas-microsoft-com:vml" xmlns:wp14="http://schemas.microsoft.com/office/word/2010/wordprocessingDrawing" xmlns:wp="http://schemas.openxmlformats.org/drawingml/2006/wordprocessingDrawing" xmlns:w10="urn:schemas-microsoft-com:office:word" xmlns:w="http://schemas.openxmlformats.org/wordprocessingml/2006/main" xmlns:w14="http://schemas.microsoft.com/office/word/2010/wordml" xmlns:w15="http://schemas.microsoft.com/office/word/2012/wordml" xmlns:w16cei="http://schemas.microsoft.com/office/word/2026/wordml/cei" xmlns:w16cex="http://schemas.microsoft.com/office/word/2018/wordml/cex" xmlns:w16cid="http://schemas.microsoft.com/office/word/2016/wordml/cid" xmlns:w16="http://schemas.microsoft.com/office/word/2018/wordml" xmlns:w16du="http://schemas.microsoft.com/office/word/2023/wordml/word16du" xmlns:w16sdtdh="http://schemas.microsoft.com/office/word/2020/wordml/sdtdatahash" xmlns:w16sdtfl="http://schemas.microsoft.com/office/word/2024/wordml/sdtformatlock" xmlns:w16se="http://schemas.microsoft.com/office/word/2015/wordml/symex" xmlns:wpg="http://schemas.microsoft.com/office/word/2010/wordprocessingGroup" xmlns:wpi="http://schemas.microsoft.com/office/word/2010/wordprocessingInk" xmlns:wne="http://schemas.microsoft.com/office/word/2006/wordml" xmlns:wps="http://schemas.microsoft.com/office/word/2010/wordprocessingShape" mc:Ignorable="w14 w15 w16se w16cid w16 w16cex w16sdtdh w16sdtfl w16du wp14">
   <w:footnote w:type="separator" w:id="-1">
     <w:p>
       <w:r>
@@ -4105,7 +4147,7 @@
 </file>
 
 <file path=word/header1.xml><?xml version="1.0" encoding="utf-8"?>
-<w:hdr xmlns:wpc="http://schemas.microsoft.com/office/word/2010/wordprocessingCanvas" xmlns:cx="http://schemas.microsoft.com/office/drawing/2014/chartex" xmlns:cx1="http://schemas.microsoft.com/office/drawing/2015/9/8/chartex" xmlns:cx2="http://schemas.microsoft.com/office/drawing/2015/10/21/chartex" xmlns:cx3="http://schemas.microsoft.com/office/drawing/2016/5/9/chartex" xmlns:cx4="http://schemas.microsoft.com/office/drawing/2016/5/10/chartex" xmlns:cx5="http://schemas.microsoft.com/office/drawing/2016/5/11/chartex" xmlns:cx6="http://schemas.microsoft.com/office/drawing/2016/5/12/chartex" xmlns:cx7="http://schemas.microsoft.com/office/drawing/2016/5/13/chartex" xmlns:cx8="http://schemas.microsoft.com/office/drawing/2016/5/14/chartex" xmlns:mc="http://schemas.openxmlformats.org/markup-compatibility/2006" xmlns:aink="http://schemas.microsoft.com/office/drawing/2016/ink" xmlns:am3d="http://schemas.microsoft.com/office/drawing/2017/model3d" xmlns:o="urn:schemas-microsoft-com:office:office" xmlns:oel="http://schemas.microsoft.com/office/2019/extlst" xmlns:r="http://schemas.openxmlformats.org/officeDocument/2006/relationships" xmlns:m="http://schemas.openxmlformats.org/officeDocument/2006/math" xmlns:v="urn:schemas-microsoft-com:vml" xmlns:wp14="http://schemas.microsoft.com/office/word/2010/wordprocessingDrawing" xmlns:wp="http://schemas.openxmlformats.org/drawingml/2006/wordprocessingDrawing" xmlns:w10="urn:schemas-microsoft-com:office:word" xmlns:w="http://schemas.openxmlformats.org/wordprocessingml/2006/main" xmlns:w14="http://schemas.microsoft.com/office/word/2010/wordml" xmlns:w15="http://schemas.microsoft.com/office/word/2012/wordml" xmlns:w16cex="http://schemas.microsoft.com/office/word/2018/wordml/cex" xmlns:w16cid="http://schemas.microsoft.com/office/word/2016/wordml/cid" xmlns:w16="http://schemas.microsoft.com/office/word/2018/wordml" xmlns:w16du="http://schemas.microsoft.com/office/word/2023/wordml/word16du" xmlns:w16sdtdh="http://schemas.microsoft.com/office/word/2020/wordml/sdtdatahash" xmlns:w16sdtfl="http://schemas.microsoft.com/office/word/2024/wordml/sdtformatlock" xmlns:w16se="http://schemas.microsoft.com/office/word/2015/wordml/symex" xmlns:wpg="http://schemas.microsoft.com/office/word/2010/wordprocessingGroup" xmlns:wpi="http://schemas.microsoft.com/office/word/2010/wordprocessingInk" xmlns:wne="http://schemas.microsoft.com/office/word/2006/wordml" xmlns:wps="http://schemas.microsoft.com/office/word/2010/wordprocessingShape" mc:Ignorable="w14 w15 w16se w16cid w16 w16cex w16sdtdh w16sdtfl w16du wp14">
+<w:hdr xmlns:wpc="http://schemas.microsoft.com/office/word/2010/wordprocessingCanvas" xmlns:cx="http://schemas.microsoft.com/office/drawing/2014/chartex" xmlns:cx1="http://schemas.microsoft.com/office/drawing/2015/9/8/chartex" xmlns:cx2="http://schemas.microsoft.com/office/drawing/2015/10/21/chartex" xmlns:cx3="http://schemas.microsoft.com/office/drawing/2016/5/9/chartex" xmlns:cx4="http://schemas.microsoft.com/office/drawing/2016/5/10/chartex" xmlns:cx5="http://schemas.microsoft.com/office/drawing/2016/5/11/chartex" xmlns:cx6="http://schemas.microsoft.com/office/drawing/2016/5/12/chartex" xmlns:cx7="http://schemas.microsoft.com/office/drawing/2016/5/13/chartex" xmlns:cx8="http://schemas.microsoft.com/office/drawing/2016/5/14/chartex" xmlns:mc="http://schemas.openxmlformats.org/markup-compatibility/2006" xmlns:aink="http://schemas.microsoft.com/office/drawing/2016/ink" xmlns:am3d="http://schemas.microsoft.com/office/drawing/2017/model3d" xmlns:o="urn:schemas-microsoft-com:office:office" xmlns:oel="http://schemas.microsoft.com/office/2019/extlst" xmlns:r="http://schemas.openxmlformats.org/officeDocument/2006/relationships" xmlns:m="http://schemas.openxmlformats.org/officeDocument/2006/math" xmlns:v="urn:schemas-microsoft-com:vml" xmlns:wp14="http://schemas.microsoft.com/office/word/2010/wordprocessingDrawing" xmlns:wp="http://schemas.openxmlformats.org/drawingml/2006/wordprocessingDrawing" xmlns:w10="urn:schemas-microsoft-com:office:word" xmlns:w="http://schemas.openxmlformats.org/wordprocessingml/2006/main" xmlns:w14="http://schemas.microsoft.com/office/word/2010/wordml" xmlns:w15="http://schemas.microsoft.com/office/word/2012/wordml" xmlns:w16cei="http://schemas.microsoft.com/office/word/2026/wordml/cei" xmlns:w16cex="http://schemas.microsoft.com/office/word/2018/wordml/cex" xmlns:w16cid="http://schemas.microsoft.com/office/word/2016/wordml/cid" xmlns:w16="http://schemas.microsoft.com/office/word/2018/wordml" xmlns:w16du="http://schemas.microsoft.com/office/word/2023/wordml/word16du" xmlns:w16sdtdh="http://schemas.microsoft.com/office/word/2020/wordml/sdtdatahash" xmlns:w16sdtfl="http://schemas.microsoft.com/office/word/2024/wordml/sdtformatlock" xmlns:w16se="http://schemas.microsoft.com/office/word/2015/wordml/symex" xmlns:wpg="http://schemas.microsoft.com/office/word/2010/wordprocessingGroup" xmlns:wpi="http://schemas.microsoft.com/office/word/2010/wordprocessingInk" xmlns:wne="http://schemas.microsoft.com/office/word/2006/wordml" xmlns:wps="http://schemas.microsoft.com/office/word/2010/wordprocessingShape" mc:Ignorable="w14 w15 w16se w16cid w16 w16cex w16sdtdh w16sdtfl w16du wp14">
   <w:p>
     <w:pPr>
       <w:pStyle w:val="Title"/>
@@ -4132,10 +4174,7 @@
       <w:jc w:val="center"/>
     </w:pPr>
     <w:r>
-      <w:t>University Park, MD</w:t>
-    </w:r>
-    <w:r>
-      <w:t>, 301 821 5455,</w:t>
+      <w:t>University Park, MD, 301 821 5455,</w:t>
     </w:r>
     <w:r>
       <w:rPr>
@@ -4195,7 +4234,7 @@
 </file>
 
 <file path=word/numbering.xml><?xml version="1.0" encoding="utf-8"?>
-<w:numbering xmlns:wpc="http://schemas.microsoft.com/office/word/2010/wordprocessingCanvas" xmlns:cx="http://schemas.microsoft.com/office/drawing/2014/chartex" xmlns:cx1="http://schemas.microsoft.com/office/drawing/2015/9/8/chartex" xmlns:cx2="http://schemas.microsoft.com/office/drawing/2015/10/21/chartex" xmlns:cx3="http://schemas.microsoft.com/office/drawing/2016/5/9/chartex" xmlns:cx4="http://schemas.microsoft.com/office/drawing/2016/5/10/chartex" xmlns:cx5="http://schemas.microsoft.com/office/drawing/2016/5/11/chartex" xmlns:cx6="http://schemas.microsoft.com/office/drawing/2016/5/12/chartex" xmlns:cx7="http://schemas.microsoft.com/office/drawing/2016/5/13/chartex" xmlns:cx8="http://schemas.microsoft.com/office/drawing/2016/5/14/chartex" xmlns:mc="http://schemas.openxmlformats.org/markup-compatibility/2006" xmlns:aink="http://schemas.microsoft.com/office/drawing/2016/ink" xmlns:am3d="http://schemas.microsoft.com/office/drawing/2017/model3d" xmlns:o="urn:schemas-microsoft-com:office:office" xmlns:oel="http://schemas.microsoft.com/office/2019/extlst" xmlns:r="http://schemas.openxmlformats.org/officeDocument/2006/relationships" xmlns:m="http://schemas.openxmlformats.org/officeDocument/2006/math" xmlns:v="urn:schemas-microsoft-com:vml" xmlns:wp14="http://schemas.microsoft.com/office/word/2010/wordprocessingDrawing" xmlns:wp="http://schemas.openxmlformats.org/drawingml/2006/wordprocessingDrawing" xmlns:w10="urn:schemas-microsoft-com:office:word" xmlns:w="http://schemas.openxmlformats.org/wordprocessingml/2006/main" xmlns:w14="http://schemas.microsoft.com/office/word/2010/wordml" xmlns:w15="http://schemas.microsoft.com/office/word/2012/wordml" xmlns:w16cex="http://schemas.microsoft.com/office/word/2018/wordml/cex" xmlns:w16cid="http://schemas.microsoft.com/office/word/2016/wordml/cid" xmlns:w16="http://schemas.microsoft.com/office/word/2018/wordml" xmlns:w16du="http://schemas.microsoft.com/office/word/2023/wordml/word16du" xmlns:w16sdtdh="http://schemas.microsoft.com/office/word/2020/wordml/sdtdatahash" xmlns:w16sdtfl="http://schemas.microsoft.com/office/word/2024/wordml/sdtformatlock" xmlns:w16se="http://schemas.microsoft.com/office/word/2015/wordml/symex" xmlns:wpg="http://schemas.microsoft.com/office/word/2010/wordprocessingGroup" xmlns:wpi="http://schemas.microsoft.com/office/word/2010/wordprocessingInk" xmlns:wne="http://schemas.microsoft.com/office/word/2006/wordml" xmlns:wps="http://schemas.microsoft.com/office/word/2010/wordprocessingShape" mc:Ignorable="w14 w15 w16se w16cid w16 w16cex w16sdtdh w16sdtfl w16du wp14">
+<w:numbering xmlns:wpc="http://schemas.microsoft.com/office/word/2010/wordprocessingCanvas" xmlns:cx="http://schemas.microsoft.com/office/drawing/2014/chartex" xmlns:cx1="http://schemas.microsoft.com/office/drawing/2015/9/8/chartex" xmlns:cx2="http://schemas.microsoft.com/office/drawing/2015/10/21/chartex" xmlns:cx3="http://schemas.microsoft.com/office/drawing/2016/5/9/chartex" xmlns:cx4="http://schemas.microsoft.com/office/drawing/2016/5/10/chartex" xmlns:cx5="http://schemas.microsoft.com/office/drawing/2016/5/11/chartex" xmlns:cx6="http://schemas.microsoft.com/office/drawing/2016/5/12/chartex" xmlns:cx7="http://schemas.microsoft.com/office/drawing/2016/5/13/chartex" xmlns:cx8="http://schemas.microsoft.com/office/drawing/2016/5/14/chartex" xmlns:mc="http://schemas.openxmlformats.org/markup-compatibility/2006" xmlns:aink="http://schemas.microsoft.com/office/drawing/2016/ink" xmlns:am3d="http://schemas.microsoft.com/office/drawing/2017/model3d" xmlns:o="urn:schemas-microsoft-com:office:office" xmlns:oel="http://schemas.microsoft.com/office/2019/extlst" xmlns:r="http://schemas.openxmlformats.org/officeDocument/2006/relationships" xmlns:m="http://schemas.openxmlformats.org/officeDocument/2006/math" xmlns:v="urn:schemas-microsoft-com:vml" xmlns:wp14="http://schemas.microsoft.com/office/word/2010/wordprocessingDrawing" xmlns:wp="http://schemas.openxmlformats.org/drawingml/2006/wordprocessingDrawing" xmlns:w10="urn:schemas-microsoft-com:office:word" xmlns:w="http://schemas.openxmlformats.org/wordprocessingml/2006/main" xmlns:w14="http://schemas.microsoft.com/office/word/2010/wordml" xmlns:w15="http://schemas.microsoft.com/office/word/2012/wordml" xmlns:w16cei="http://schemas.microsoft.com/office/word/2026/wordml/cei" xmlns:w16cex="http://schemas.microsoft.com/office/word/2018/wordml/cex" xmlns:w16cid="http://schemas.microsoft.com/office/word/2016/wordml/cid" xmlns:w16="http://schemas.microsoft.com/office/word/2018/wordml" xmlns:w16du="http://schemas.microsoft.com/office/word/2023/wordml/word16du" xmlns:w16sdtdh="http://schemas.microsoft.com/office/word/2020/wordml/sdtdatahash" xmlns:w16sdtfl="http://schemas.microsoft.com/office/word/2024/wordml/sdtformatlock" xmlns:w16se="http://schemas.microsoft.com/office/word/2015/wordml/symex" xmlns:wpg="http://schemas.microsoft.com/office/word/2010/wordprocessingGroup" xmlns:wpi="http://schemas.microsoft.com/office/word/2010/wordprocessingInk" xmlns:wne="http://schemas.microsoft.com/office/word/2006/wordml" xmlns:wps="http://schemas.microsoft.com/office/word/2010/wordprocessingShape" mc:Ignorable="w14 w15 w16se w16cid w16 w16cex w16sdtdh w16sdtfl w16du wp14">
   <w:abstractNum w:abstractNumId="0" w15:restartNumberingAfterBreak="0">
     <w:nsid w:val="00000001"/>
     <w:multiLevelType w:val="multilevel"/>
@@ -6237,6 +6276,7 @@
   <w:style w:type="character" w:default="1" w:styleId="DefaultParagraphFont">
     <w:name w:val="Default Paragraph Font"/>
     <w:uiPriority w:val="1"/>
+    <w:semiHidden/>
     <w:unhideWhenUsed/>
   </w:style>
   <w:style w:type="table" w:default="1" w:styleId="TableNormal">

--- a/files/Sinha_CV_052925_Full.docx
+++ b/files/Sinha_CV_052925_Full.docx
@@ -797,25 +797,7 @@
           <w:bCs/>
           <w:sz w:val="24"/>
         </w:rPr>
-        <w:t xml:space="preserve">University of Illinois </w:t>
-      </w:r>
-      <w:proofErr w:type="gramStart"/>
-      <w:r>
-        <w:rPr>
-          <w:b/>
-          <w:bCs/>
-          <w:sz w:val="24"/>
-        </w:rPr>
-        <w:t>at</w:t>
-      </w:r>
-      <w:proofErr w:type="gramEnd"/>
-      <w:r>
-        <w:rPr>
-          <w:b/>
-          <w:bCs/>
-          <w:sz w:val="24"/>
-        </w:rPr>
-        <w:t xml:space="preserve"> Chicago</w:t>
+        <w:t>University of Illinois at Chicago</w:t>
       </w:r>
       <w:r>
         <w:rPr>
@@ -1123,15 +1105,7 @@
         <w:ind w:left="0" w:firstLine="0"/>
       </w:pPr>
       <w:r>
-        <w:t>P.G.D.M. (</w:t>
-      </w:r>
-      <w:proofErr w:type="gramStart"/>
-      <w:r>
-        <w:t xml:space="preserve">MBA)   </w:t>
-      </w:r>
-      <w:proofErr w:type="gramEnd"/>
-      <w:r>
-        <w:t xml:space="preserve">                                          </w:t>
+        <w:t xml:space="preserve">P.G.D.M. (MBA)                                             </w:t>
       </w:r>
       <w:r>
         <w:t xml:space="preserve">Indian Institute of Management, </w:t>
@@ -1250,6 +1224,124 @@
         <w:lastRenderedPageBreak/>
         <w:t>Peer Reviewed</w:t>
       </w:r>
+    </w:p>
+    <w:p>
+      <w:pPr>
+        <w:widowControl w:val="0"/>
+        <w:tabs>
+          <w:tab w:val="left" w:pos="450"/>
+          <w:tab w:val="left" w:pos="900"/>
+          <w:tab w:val="left" w:pos="1152"/>
+          <w:tab w:val="left" w:pos="5616"/>
+        </w:tabs>
+        <w:autoSpaceDE w:val="0"/>
+        <w:autoSpaceDN w:val="0"/>
+        <w:adjustRightInd w:val="0"/>
+        <w:rPr>
+          <w:color w:val="000000"/>
+          <w:sz w:val="24"/>
+          <w:szCs w:val="24"/>
+        </w:rPr>
+      </w:pPr>
+      <w:r>
+        <w:rPr>
+          <w:color w:val="000000"/>
+          <w:sz w:val="24"/>
+          <w:szCs w:val="24"/>
+        </w:rPr>
+        <w:t xml:space="preserve">Luccioli, V., Iyengar, R., Panley, R., Haberkorn, F., Ge, X., Crane, L., </w:t>
+      </w:r>
+      <w:r>
+        <w:rPr>
+          <w:color w:val="000000"/>
+          <w:sz w:val="24"/>
+          <w:szCs w:val="24"/>
+        </w:rPr>
+        <w:t>N. Sinha</w:t>
+      </w:r>
+      <w:r>
+        <w:rPr>
+          <w:color w:val="000000"/>
+          <w:sz w:val="24"/>
+          <w:szCs w:val="24"/>
+        </w:rPr>
+        <w:t xml:space="preserve"> &amp; Lee, S. J. (2025).</w:t>
+      </w:r>
+      <w:r>
+        <w:rPr>
+          <w:color w:val="000000"/>
+          <w:sz w:val="24"/>
+          <w:szCs w:val="24"/>
+        </w:rPr>
+        <w:t xml:space="preserve"> </w:t>
+      </w:r>
+      <w:r>
+        <w:rPr>
+          <w:color w:val="000000"/>
+          <w:sz w:val="24"/>
+          <w:szCs w:val="24"/>
+        </w:rPr>
+        <w:t>LLM on a Budget: Active Knowledge Distillation for Efficient Classification of Large Text Corpora. In </w:t>
+      </w:r>
+      <w:r>
+        <w:rPr>
+          <w:i/>
+          <w:iCs/>
+          <w:color w:val="000000"/>
+          <w:sz w:val="24"/>
+          <w:szCs w:val="24"/>
+        </w:rPr>
+        <w:t>2025 IEEE International Conference on Big Data (</w:t>
+      </w:r>
+      <w:proofErr w:type="spellStart"/>
+      <w:r>
+        <w:rPr>
+          <w:i/>
+          <w:iCs/>
+          <w:color w:val="000000"/>
+          <w:sz w:val="24"/>
+          <w:szCs w:val="24"/>
+        </w:rPr>
+        <w:t>BigData</w:t>
+      </w:r>
+      <w:proofErr w:type="spellEnd"/>
+      <w:r>
+        <w:rPr>
+          <w:i/>
+          <w:iCs/>
+          <w:color w:val="000000"/>
+          <w:sz w:val="24"/>
+          <w:szCs w:val="24"/>
+        </w:rPr>
+        <w:t>)</w:t>
+      </w:r>
+      <w:r>
+        <w:rPr>
+          <w:color w:val="000000"/>
+          <w:sz w:val="24"/>
+          <w:szCs w:val="24"/>
+        </w:rPr>
+        <w:t> (pp. 2405-2414). IEEE.</w:t>
+      </w:r>
+    </w:p>
+    <w:p>
+      <w:pPr>
+        <w:widowControl w:val="0"/>
+        <w:tabs>
+          <w:tab w:val="left" w:pos="450"/>
+          <w:tab w:val="left" w:pos="900"/>
+          <w:tab w:val="left" w:pos="1152"/>
+          <w:tab w:val="left" w:pos="5616"/>
+        </w:tabs>
+        <w:autoSpaceDE w:val="0"/>
+        <w:autoSpaceDN w:val="0"/>
+        <w:adjustRightInd w:val="0"/>
+        <w:rPr>
+          <w:color w:val="000000"/>
+          <w:sz w:val="24"/>
+          <w:szCs w:val="24"/>
+        </w:rPr>
+      </w:pPr>
     </w:p>
     <w:p>
       <w:pPr>
@@ -2233,25 +2325,7 @@
           <w:sz w:val="24"/>
           <w:szCs w:val="24"/>
         </w:rPr>
-        <w:t>Li, Geng and Sinha, Nitish Ranjan, Are Real Assets Owners Less Averse to Inflation? Evidence from Consumer Sentiments and Inflation Expectations (</w:t>
-      </w:r>
-      <w:proofErr w:type="gramStart"/>
-      <w:r>
-        <w:rPr>
-          <w:color w:val="000000"/>
-          <w:sz w:val="24"/>
-          <w:szCs w:val="24"/>
-        </w:rPr>
-        <w:t>August,</w:t>
-      </w:r>
-      <w:proofErr w:type="gramEnd"/>
-      <w:r>
-        <w:rPr>
-          <w:color w:val="000000"/>
-          <w:sz w:val="24"/>
-          <w:szCs w:val="24"/>
-        </w:rPr>
-        <w:t xml:space="preserve"> 2023). FEDS 2023-58, </w:t>
+        <w:t xml:space="preserve">Li, Geng and Sinha, Nitish Ranjan, Are Real Assets Owners Less Averse to Inflation? Evidence from Consumer Sentiments and Inflation Expectations (August, 2023). FEDS 2023-58, </w:t>
       </w:r>
       <w:hyperlink r:id="rId16" w:history="1">
         <w:r>
@@ -2667,7 +2741,6 @@
           <w:sz w:val="24"/>
           <w:szCs w:val="24"/>
         </w:rPr>
-        <w:lastRenderedPageBreak/>
         <w:t xml:space="preserve">Travis </w:t>
       </w:r>
       <w:r>
@@ -3922,6 +3995,7 @@
           <w:color w:val="auto"/>
           <w:szCs w:val="20"/>
         </w:rPr>
+        <w:lastRenderedPageBreak/>
         <w:t xml:space="preserve">Committee Member, Doctoral Thesis, Nordia Thomas, University of Illinois at Chicago, 2010-2011. </w:t>
       </w:r>
     </w:p>
@@ -3943,7 +4017,6 @@
         <w:t xml:space="preserve">Advisor, </w:t>
       </w:r>
       <w:proofErr w:type="spellStart"/>
-      <w:proofErr w:type="gramStart"/>
       <w:r>
         <w:rPr>
           <w:rFonts w:ascii="Times New Roman" w:hAnsi="Times New Roman" w:cs="Times New Roman"/>
@@ -3953,7 +4026,6 @@
         <w:t>Masters</w:t>
       </w:r>
       <w:proofErr w:type="spellEnd"/>
-      <w:proofErr w:type="gramEnd"/>
       <w:r>
         <w:rPr>
           <w:rFonts w:ascii="Times New Roman" w:hAnsi="Times New Roman" w:cs="Times New Roman"/>
@@ -3976,7 +4048,6 @@
         <w:t xml:space="preserve">Advisor, </w:t>
       </w:r>
       <w:proofErr w:type="spellStart"/>
-      <w:proofErr w:type="gramStart"/>
       <w:r>
         <w:rPr>
           <w:sz w:val="24"/>
@@ -3984,7 +4055,6 @@
         <w:t>Masters</w:t>
       </w:r>
       <w:proofErr w:type="spellEnd"/>
-      <w:proofErr w:type="gramEnd"/>
       <w:r>
         <w:rPr>
           <w:sz w:val="24"/>
@@ -6276,7 +6346,6 @@
   <w:style w:type="character" w:default="1" w:styleId="DefaultParagraphFont">
     <w:name w:val="Default Paragraph Font"/>
     <w:uiPriority w:val="1"/>
-    <w:semiHidden/>
     <w:unhideWhenUsed/>
   </w:style>
   <w:style w:type="table" w:default="1" w:styleId="TableNormal">
